--- a/submission_files/results_in_engineering_upload_package/05_Cover_Letter.docx
+++ b/submission_files/results_in_engineering_upload_package/05_Cover_Letter.docx
@@ -52,22 +52,37 @@
     </w:p>
     <w:p>
       <w:r>
-        <w:t>offset, and impulsive interference. The study develops a reproducible evaluation</w:t>
+        <w:t>offset, and impulsive interference. The study develops a reproducible</w:t>
       </w:r>
     </w:p>
     <w:p>
       <w:r>
-        <w:t>workflow that compares classical machine-learning baselines, a raw-IQ</w:t>
+        <w:t>evaluation workflow that compares classical machine-learning baselines, a</w:t>
       </w:r>
     </w:p>
     <w:p>
       <w:r>
-        <w:t>convolutional neural network, and a simulated quantum feature-map kernel</w:t>
+        <w:t>raw-IQ convolutional neural network, and a simulated quantum feature-map kernel</w:t>
       </w:r>
     </w:p>
     <w:p>
       <w:r>
-        <w:t>classifier under controlled degraded-spectrum conditions.</w:t>
+        <w:t>classifier under controlled degraded-spectrum conditions. The final evidence</w:t>
+      </w:r>
+    </w:p>
+    <w:p>
+      <w:r>
+        <w:t>package includes a full RadioML2016.10A GPU validation with 220,000 converted</w:t>
+      </w:r>
+    </w:p>
+    <w:p>
+      <w:r>
+        <w:t>examples, clean benchmark results, robustness-drop analysis, and generated</w:t>
+      </w:r>
+    </w:p>
+    <w:p>
+      <w:r>
+        <w:t>manuscript figures and tables.</w:t>
       </w:r>
     </w:p>
     <w:p>
@@ -102,17 +117,17 @@
     </w:p>
     <w:p>
       <w:r>
-        <w:t>available through the accompanying repository. Public benchmark datasets, if</w:t>
+        <w:t>available through the accompanying repository. The RadioML2016.10A raw dataset</w:t>
       </w:r>
     </w:p>
     <w:p>
       <w:r>
-        <w:t>used in the final submission, will not be redistributed and will be cited under</w:t>
+        <w:t>is not redistributed and is referenced under its original access and license</w:t>
       </w:r>
     </w:p>
     <w:p>
       <w:r>
-        <w:t>their original access and license terms.</w:t>
+        <w:t>terms.</w:t>
       </w:r>
     </w:p>
     <w:p>

--- a/submission_files/results_in_engineering_upload_package/05_Cover_Letter.docx
+++ b/submission_files/results_in_engineering_upload_package/05_Cover_Letter.docx
@@ -22,17 +22,22 @@
     </w:p>
     <w:p>
       <w:r>
-        <w:t>Please consider the manuscript titled "Quantum-Inspired Hybrid AI for Robust RF</w:t>
+        <w:t>Please consider the manuscript titled "Robustness Benchmarking of Classical,</w:t>
       </w:r>
     </w:p>
     <w:p>
       <w:r>
-        <w:t>Signal Classification in Contested Spectrum Environments" for publication as an</w:t>
+        <w:t>Deep, and Quantum-Inspired AI for RF Signal Classification in Contested</w:t>
       </w:r>
     </w:p>
     <w:p>
       <w:r>
-        <w:t>Original Article in Results in Engineering.</w:t>
+        <w:t>Spectrum Environments" for publication as an Original Article in Results in</w:t>
+      </w:r>
+    </w:p>
+    <w:p>
+      <w:r>
+        <w:t>Engineering.</w:t>
       </w:r>
     </w:p>
     <w:p>
@@ -62,27 +67,62 @@
     </w:p>
     <w:p>
       <w:r>
-        <w:t>raw-IQ convolutional neural network, and a simulated quantum feature-map kernel</w:t>
+        <w:t>raw-IQ convolutional neural network, a simulated quantum feature-map kernel</w:t>
       </w:r>
     </w:p>
     <w:p>
       <w:r>
-        <w:t>classifier under controlled degraded-spectrum conditions. The final evidence</w:t>
+        <w:t>classifier, and a same-feature PCA-RBF SVM ablation under controlled</w:t>
       </w:r>
     </w:p>
     <w:p>
       <w:r>
-        <w:t>package includes a full RadioML2016.10A GPU validation with 220,000 converted</w:t>
+        <w:t>degraded-spectrum conditions. The final evidence package includes a full</w:t>
       </w:r>
     </w:p>
     <w:p>
       <w:r>
-        <w:t>examples, clean benchmark results, robustness-drop analysis, and generated</w:t>
+        <w:t>RadioML2016.10A GPU validation with 220,000 converted examples, a scaled</w:t>
       </w:r>
     </w:p>
     <w:p>
       <w:r>
-        <w:t>manuscript figures and tables.</w:t>
+        <w:t>synthetic benchmark, clean benchmark results, robustness-drop analysis,</w:t>
+      </w:r>
+    </w:p>
+    <w:p>
+      <w:r>
+        <w:t>computational complexity reporting, and generated manuscript figures and</w:t>
+      </w:r>
+    </w:p>
+    <w:p>
+      <w:r>
+        <w:t>tables.</w:t>
+      </w:r>
+    </w:p>
+    <w:p>
+      <w:r>
+        <w:t>The manuscript has also been strengthened with an expanded literature survey</w:t>
+      </w:r>
+    </w:p>
+    <w:p>
+      <w:r>
+        <w:t>covering classical AMC, deep-learning RF classification, robust/adversarial</w:t>
+      </w:r>
+    </w:p>
+    <w:p>
+      <w:r>
+        <w:t>RFML, jamming, and quantum-kernel learning. The novelty is positioned as a</w:t>
+      </w:r>
+    </w:p>
+    <w:p>
+      <w:r>
+        <w:t>reproducible robustness-benchmarking and ablation workflow, not as a simple</w:t>
+      </w:r>
+    </w:p>
+    <w:p>
+      <w:r>
+        <w:t>application of an existing classifier.</w:t>
       </w:r>
     </w:p>
     <w:p>
@@ -102,12 +142,22 @@
     </w:p>
     <w:p>
       <w:r>
-        <w:t>deep-learning alternatives. This framing is intended to support engineering</w:t>
+        <w:t>deep-learning alternatives. In particular, the same-feature PCA-RBF ablation</w:t>
       </w:r>
     </w:p>
     <w:p>
       <w:r>
-        <w:t>reproducibility and reviewer confidence.</w:t>
+        <w:t>shows that the simulated quantum kernel does not provide measurable advantage</w:t>
+      </w:r>
+    </w:p>
+    <w:p>
+      <w:r>
+        <w:t>over a classical RBF kernel in this configuration. This framing is intended to</w:t>
+      </w:r>
+    </w:p>
+    <w:p>
+      <w:r>
+        <w:t>support engineering reproducibility and reviewer confidence.</w:t>
       </w:r>
     </w:p>
     <w:p>

--- a/submission_files/results_in_engineering_upload_package/05_Cover_Letter.docx
+++ b/submission_files/results_in_engineering_upload_package/05_Cover_Letter.docx
@@ -22,162 +22,27 @@
     </w:p>
     <w:p>
       <w:r>
-        <w:t>Please consider the manuscript titled "Robustness Benchmarking of Classical,</w:t>
+        <w:t>Please consider the manuscript titled "RSC-Bench: Robustness Benchmarking of Classical, Deep, and Quantum-Inspired AI for RF Signal Classification in Contested Spectrum Environments" for publication as an Original Article in Results in Engineering.</w:t>
       </w:r>
     </w:p>
     <w:p>
       <w:r>
-        <w:t>Deep, and Quantum-Inspired AI for RF Signal Classification in Contested</w:t>
+        <w:t>The manuscript addresses an engineering problem in robust RF signal classification: AI systems that perform adequately under nominal signal conditions can degrade sharply under low SNR, jamming, multipath, frequency offset, and impulsive interference. The study develops RSC-Bench, a named reproducible robustness-evaluation protocol that compares classical machine-learning baselines, a raw-IQ convolutional neural network, a simulated quantum feature-map kernel classifier, and a same-feature PCA-RBF SVM ablation under controlled degraded-spectrum conditions. The final evidence package includes a full RadioML2016.10A GPU validation with 220,000 converted examples, a scaled synthetic benchmark, clean benchmark results, robustness-drop analysis, formal pseudocode, computational-complexity reporting, and generated manuscript figures and tables.</w:t>
       </w:r>
     </w:p>
     <w:p>
       <w:r>
-        <w:t>Spectrum Environments" for publication as an Original Article in Results in</w:t>
+        <w:t>The manuscript has also been strengthened with an expanded literature survey covering classical AMC, deep-learning RF classification, robust/adversarial RFML, jamming, recent Results in Engineering AMR work, and quantum-kernel learning. The novelty is positioned as a named robustness protocol and ablation framework, not as a simple application of an existing classifier. This is aligned with Results in Engineering's guidance that AI/ML submissions should provide novelty beyond reapplication and should remain grounded in a clear engineering problem.</w:t>
       </w:r>
     </w:p>
     <w:p>
       <w:r>
-        <w:t>Engineering.</w:t>
+        <w:t>The work is framed cautiously. It does not claim quantum advantage. Instead, it uses the quantum-inspired component as an evaluated compact feature-map baseline and compares it transparently against strong classical and deep-learning alternatives. In particular, the same-feature PCA-RBF ablation shows that the simulated quantum kernel does not provide measurable advantage over a classical RBF kernel in this configuration. This framing is intended to support engineering reproducibility and reviewer confidence.</w:t>
       </w:r>
     </w:p>
     <w:p>
       <w:r>
-        <w:t>The manuscript addresses an engineering problem in robust RF signal</w:t>
-      </w:r>
-    </w:p>
-    <w:p>
-      <w:r>
-        <w:t>classification: AI systems that perform adequately under nominal signal</w:t>
-      </w:r>
-    </w:p>
-    <w:p>
-      <w:r>
-        <w:t>conditions can degrade sharply under low SNR, jamming, multipath, frequency</w:t>
-      </w:r>
-    </w:p>
-    <w:p>
-      <w:r>
-        <w:t>offset, and impulsive interference. The study develops a reproducible</w:t>
-      </w:r>
-    </w:p>
-    <w:p>
-      <w:r>
-        <w:t>evaluation workflow that compares classical machine-learning baselines, a</w:t>
-      </w:r>
-    </w:p>
-    <w:p>
-      <w:r>
-        <w:t>raw-IQ convolutional neural network, a simulated quantum feature-map kernel</w:t>
-      </w:r>
-    </w:p>
-    <w:p>
-      <w:r>
-        <w:t>classifier, and a same-feature PCA-RBF SVM ablation under controlled</w:t>
-      </w:r>
-    </w:p>
-    <w:p>
-      <w:r>
-        <w:t>degraded-spectrum conditions. The final evidence package includes a full</w:t>
-      </w:r>
-    </w:p>
-    <w:p>
-      <w:r>
-        <w:t>RadioML2016.10A GPU validation with 220,000 converted examples, a scaled</w:t>
-      </w:r>
-    </w:p>
-    <w:p>
-      <w:r>
-        <w:t>synthetic benchmark, clean benchmark results, robustness-drop analysis,</w:t>
-      </w:r>
-    </w:p>
-    <w:p>
-      <w:r>
-        <w:t>computational complexity reporting, and generated manuscript figures and</w:t>
-      </w:r>
-    </w:p>
-    <w:p>
-      <w:r>
-        <w:t>tables.</w:t>
-      </w:r>
-    </w:p>
-    <w:p>
-      <w:r>
-        <w:t>The manuscript has also been strengthened with an expanded literature survey</w:t>
-      </w:r>
-    </w:p>
-    <w:p>
-      <w:r>
-        <w:t>covering classical AMC, deep-learning RF classification, robust/adversarial</w:t>
-      </w:r>
-    </w:p>
-    <w:p>
-      <w:r>
-        <w:t>RFML, jamming, and quantum-kernel learning. The novelty is positioned as a</w:t>
-      </w:r>
-    </w:p>
-    <w:p>
-      <w:r>
-        <w:t>reproducible robustness-benchmarking and ablation workflow, not as a simple</w:t>
-      </w:r>
-    </w:p>
-    <w:p>
-      <w:r>
-        <w:t>application of an existing classifier.</w:t>
-      </w:r>
-    </w:p>
-    <w:p>
-      <w:r>
-        <w:t>The work is framed cautiously. It does not claim quantum advantage. Instead, it</w:t>
-      </w:r>
-    </w:p>
-    <w:p>
-      <w:r>
-        <w:t>uses the quantum-inspired component as an evaluated compact feature-map</w:t>
-      </w:r>
-    </w:p>
-    <w:p>
-      <w:r>
-        <w:t>baseline and compares it transparently against strong classical and</w:t>
-      </w:r>
-    </w:p>
-    <w:p>
-      <w:r>
-        <w:t>deep-learning alternatives. In particular, the same-feature PCA-RBF ablation</w:t>
-      </w:r>
-    </w:p>
-    <w:p>
-      <w:r>
-        <w:t>shows that the simulated quantum kernel does not provide measurable advantage</w:t>
-      </w:r>
-    </w:p>
-    <w:p>
-      <w:r>
-        <w:t>over a classical RBF kernel in this configuration. This framing is intended to</w:t>
-      </w:r>
-    </w:p>
-    <w:p>
-      <w:r>
-        <w:t>support engineering reproducibility and reviewer confidence.</w:t>
-      </w:r>
-    </w:p>
-    <w:p>
-      <w:r>
-        <w:t>The manuscript, code, result tables, and generated figures will be made</w:t>
-      </w:r>
-    </w:p>
-    <w:p>
-      <w:r>
-        <w:t>available through the accompanying repository. The RadioML2016.10A raw dataset</w:t>
-      </w:r>
-    </w:p>
-    <w:p>
-      <w:r>
-        <w:t>is not redistributed and is referenced under its original access and license</w:t>
-      </w:r>
-    </w:p>
-    <w:p>
-      <w:r>
-        <w:t>terms.</w:t>
+        <w:t>The manuscript, code, result tables, and generated figures will be made available through the accompanying repository. The RadioML2016.10A raw dataset is not redistributed and is referenced under its original access and license terms.</w:t>
       </w:r>
     </w:p>
     <w:p>
@@ -187,22 +52,7 @@
     </w:p>
     <w:p>
       <w:r>
-        <w:t>Dr. Sai Krishna Thota</w:t>
-      </w:r>
-    </w:p>
-    <w:p>
-      <w:r>
-        <w:t>Independent Researcher, USA</w:t>
-      </w:r>
-    </w:p>
-    <w:p>
-      <w:r>
-        <w:t>drsaikrishnathota@ieee.org</w:t>
-      </w:r>
-    </w:p>
-    <w:p>
-      <w:r>
-        <w:t>https://orcid.org/0009-0008-5246-9421</w:t>
+        <w:t>Dr. Sai Krishna Thota Independent Researcher, USA drsaikrishnathota@ieee.org https://orcid.org/0009-0008-5246-9421</w:t>
       </w:r>
     </w:p>
     <w:sectPr>
